--- a/PereverzaEA_Practice_2nd-course/Отчет_ПереверзаЕА.docx
+++ b/PereverzaEA_Practice_2nd-course/Отчет_ПереверзаЕА.docx
@@ -244,7 +244,7 @@
           </mc:Choice>
           <mc:Fallback>
             <w:pict>
-              <v:shapetype w14:anchorId="02056AE3" id="_x0000_t32" coordsize="21600,21600" o:spt="32" o:oned="t" path="m,l21600,21600e" filled="f">
+              <v:shapetype w14:anchorId="19103F8F" id="_x0000_t32" coordsize="21600,21600" o:spt="32" o:oned="t" path="m,l21600,21600e" filled="f">
                 <v:path arrowok="t" fillok="f" o:connecttype="none"/>
                 <o:lock v:ext="edit" shapetype="t"/>
               </v:shapetype>
@@ -1188,16 +1188,65 @@
         </w:rPr>
         <w:t>QR-код задания (на GIT-репозиторий):</w:t>
       </w:r>
-    </w:p>
-    <w:p>
-      <w:pPr>
-        <w:spacing w:after="0" w:line="360" w:lineRule="auto"/>
-        <w:jc w:val="both"/>
-        <w:rPr>
-          <w:rFonts w:ascii="Times New Roman" w:hAnsi="Times New Roman"/>
-          <w:sz w:val="24"/>
-        </w:rPr>
-      </w:pPr>
+      <w:r>
+        <w:rPr>
+          <w:rFonts w:ascii="Times New Roman" w:hAnsi="Times New Roman"/>
+          <w:sz w:val="24"/>
+        </w:rPr>
+        <w:t xml:space="preserve"> </w:t>
+      </w:r>
+    </w:p>
+    <w:p>
+      <w:pPr>
+        <w:spacing w:after="0"/>
+        <w:jc w:val="both"/>
+        <w:rPr>
+          <w:rFonts w:ascii="Times New Roman" w:hAnsi="Times New Roman"/>
+          <w:sz w:val="24"/>
+        </w:rPr>
+      </w:pPr>
+      <w:r>
+        <w:rPr>
+          <w:rFonts w:ascii="Times New Roman" w:hAnsi="Times New Roman"/>
+          <w:noProof/>
+          <w:sz w:val="24"/>
+        </w:rPr>
+        <w:drawing>
+          <wp:inline distT="0" distB="0" distL="0" distR="0" wp14:anchorId="29583D3F" wp14:editId="579CED16">
+            <wp:extent cx="1295400" cy="1295400"/>
+            <wp:effectExtent l="0" t="0" r="0" b="0"/>
+            <wp:docPr id="4" name="Рисунок 4"/>
+            <wp:cNvGraphicFramePr>
+              <a:graphicFrameLocks xmlns:a="http://schemas.openxmlformats.org/drawingml/2006/main" noChangeAspect="1"/>
+            </wp:cNvGraphicFramePr>
+            <a:graphic xmlns:a="http://schemas.openxmlformats.org/drawingml/2006/main">
+              <a:graphicData uri="http://schemas.openxmlformats.org/drawingml/2006/picture">
+                <pic:pic xmlns:pic="http://schemas.openxmlformats.org/drawingml/2006/picture">
+                  <pic:nvPicPr>
+                    <pic:cNvPr id="4" name="Рисунок 4"/>
+                    <pic:cNvPicPr/>
+                  </pic:nvPicPr>
+                  <pic:blipFill>
+                    <a:blip r:embed="rId7"/>
+                    <a:stretch>
+                      <a:fillRect/>
+                    </a:stretch>
+                  </pic:blipFill>
+                  <pic:spPr>
+                    <a:xfrm>
+                      <a:off x="0" y="0"/>
+                      <a:ext cx="1295400" cy="1295400"/>
+                    </a:xfrm>
+                    <a:prstGeom prst="rect">
+                      <a:avLst/>
+                    </a:prstGeom>
+                  </pic:spPr>
+                </pic:pic>
+              </a:graphicData>
+            </a:graphic>
+          </wp:inline>
+        </w:drawing>
+      </w:r>
     </w:p>
     <w:p>
       <w:pPr>
@@ -1303,6 +1352,46 @@
       <w:pPr>
         <w:jc w:val="both"/>
       </w:pPr>
+      <w:r>
+        <w:rPr>
+          <w:noProof/>
+        </w:rPr>
+        <w:drawing>
+          <wp:inline distT="0" distB="0" distL="0" distR="0" wp14:anchorId="775AE803" wp14:editId="18522B8A">
+            <wp:extent cx="1303020" cy="1303020"/>
+            <wp:effectExtent l="0" t="0" r="0" b="0"/>
+            <wp:docPr id="5" name="Рисунок 5"/>
+            <wp:cNvGraphicFramePr>
+              <a:graphicFrameLocks xmlns:a="http://schemas.openxmlformats.org/drawingml/2006/main" noChangeAspect="1"/>
+            </wp:cNvGraphicFramePr>
+            <a:graphic xmlns:a="http://schemas.openxmlformats.org/drawingml/2006/main">
+              <a:graphicData uri="http://schemas.openxmlformats.org/drawingml/2006/picture">
+                <pic:pic xmlns:pic="http://schemas.openxmlformats.org/drawingml/2006/picture">
+                  <pic:nvPicPr>
+                    <pic:cNvPr id="5" name="Рисунок 5"/>
+                    <pic:cNvPicPr/>
+                  </pic:nvPicPr>
+                  <pic:blipFill>
+                    <a:blip r:embed="rId8"/>
+                    <a:stretch>
+                      <a:fillRect/>
+                    </a:stretch>
+                  </pic:blipFill>
+                  <pic:spPr>
+                    <a:xfrm>
+                      <a:off x="0" y="0"/>
+                      <a:ext cx="1303020" cy="1303020"/>
+                    </a:xfrm>
+                    <a:prstGeom prst="rect">
+                      <a:avLst/>
+                    </a:prstGeom>
+                  </pic:spPr>
+                </pic:pic>
+              </a:graphicData>
+            </a:graphic>
+          </wp:inline>
+        </w:drawing>
+      </w:r>
     </w:p>
     <w:p>
       <w:pPr>
@@ -1310,6 +1399,7 @@
         <w:jc w:val="both"/>
       </w:pPr>
       <w:r>
+        <w:lastRenderedPageBreak/>
         <w:t>Задание 1.3</w:t>
       </w:r>
     </w:p>
@@ -1408,7 +1498,6 @@
         <w:rPr>
           <w:color w:val="000000"/>
         </w:rPr>
-        <w:lastRenderedPageBreak/>
         <w:t>Представить в виде</w:t>
       </w:r>
       <w:r>
@@ -1458,6 +1547,49 @@
           <w:szCs w:val="20"/>
         </w:rPr>
       </w:pPr>
+      <w:r>
+        <w:rPr>
+          <w:rFonts w:ascii="Times" w:eastAsiaTheme="minorHAnsi" w:hAnsi="Times"/>
+          <w:noProof/>
+          <w:sz w:val="20"/>
+          <w:szCs w:val="20"/>
+        </w:rPr>
+        <w:drawing>
+          <wp:inline distT="0" distB="0" distL="0" distR="0" wp14:anchorId="6A88326C" wp14:editId="66C1BFEA">
+            <wp:extent cx="1264920" cy="1264920"/>
+            <wp:effectExtent l="0" t="0" r="0" b="0"/>
+            <wp:docPr id="6" name="Рисунок 6"/>
+            <wp:cNvGraphicFramePr>
+              <a:graphicFrameLocks xmlns:a="http://schemas.openxmlformats.org/drawingml/2006/main" noChangeAspect="1"/>
+            </wp:cNvGraphicFramePr>
+            <a:graphic xmlns:a="http://schemas.openxmlformats.org/drawingml/2006/main">
+              <a:graphicData uri="http://schemas.openxmlformats.org/drawingml/2006/picture">
+                <pic:pic xmlns:pic="http://schemas.openxmlformats.org/drawingml/2006/picture">
+                  <pic:nvPicPr>
+                    <pic:cNvPr id="6" name="Рисунок 6"/>
+                    <pic:cNvPicPr/>
+                  </pic:nvPicPr>
+                  <pic:blipFill>
+                    <a:blip r:embed="rId9"/>
+                    <a:stretch>
+                      <a:fillRect/>
+                    </a:stretch>
+                  </pic:blipFill>
+                  <pic:spPr>
+                    <a:xfrm>
+                      <a:off x="0" y="0"/>
+                      <a:ext cx="1264920" cy="1264920"/>
+                    </a:xfrm>
+                    <a:prstGeom prst="rect">
+                      <a:avLst/>
+                    </a:prstGeom>
+                  </pic:spPr>
+                </pic:pic>
+              </a:graphicData>
+            </a:graphic>
+          </wp:inline>
+        </w:drawing>
+      </w:r>
     </w:p>
     <w:p>
       <w:pPr>
@@ -1708,151 +1840,46 @@
           <w:color w:val="000000"/>
         </w:rPr>
       </w:pPr>
-    </w:p>
-    <w:p>
-      <w:pPr>
-        <w:spacing w:after="0" w:line="360" w:lineRule="auto"/>
-        <w:jc w:val="both"/>
-        <w:rPr>
-          <w:rFonts w:ascii="Times New Roman" w:hAnsi="Times New Roman"/>
-          <w:sz w:val="24"/>
-        </w:rPr>
-      </w:pPr>
-    </w:p>
-    <w:p>
-      <w:pPr>
-        <w:pStyle w:val="2"/>
-        <w:jc w:val="both"/>
-      </w:pPr>
-      <w:r>
-        <w:t xml:space="preserve">Задание 2.1 </w:t>
-      </w:r>
-    </w:p>
-    <w:p>
-      <w:pPr>
-        <w:jc w:val="both"/>
-        <w:rPr>
-          <w:rFonts w:ascii="Times New Roman" w:hAnsi="Times New Roman"/>
-          <w:sz w:val="24"/>
-        </w:rPr>
-      </w:pPr>
-      <w:r>
-        <w:rPr>
-          <w:rFonts w:ascii="Times New Roman" w:hAnsi="Times New Roman"/>
-          <w:sz w:val="24"/>
-        </w:rPr>
-        <w:t>Исследовать возможности одного из популярных сервисов для разработчиков (</w:t>
-      </w:r>
-      <w:proofErr w:type="spellStart"/>
-      <w:r>
-        <w:rPr>
-          <w:rFonts w:ascii="Times New Roman" w:hAnsi="Times New Roman"/>
-          <w:sz w:val="24"/>
-        </w:rPr>
-        <w:t>GitHub</w:t>
-      </w:r>
-      <w:proofErr w:type="spellEnd"/>
-      <w:r>
-        <w:rPr>
-          <w:rFonts w:ascii="Times New Roman" w:hAnsi="Times New Roman"/>
-          <w:sz w:val="24"/>
-        </w:rPr>
-        <w:t xml:space="preserve">, </w:t>
-      </w:r>
-      <w:proofErr w:type="spellStart"/>
-      <w:r>
-        <w:rPr>
-          <w:rFonts w:ascii="Times New Roman" w:hAnsi="Times New Roman"/>
-          <w:sz w:val="24"/>
-        </w:rPr>
-        <w:t>GitLab</w:t>
-      </w:r>
-      <w:proofErr w:type="spellEnd"/>
-      <w:r>
-        <w:rPr>
-          <w:rFonts w:ascii="Times New Roman" w:hAnsi="Times New Roman"/>
-          <w:sz w:val="24"/>
-        </w:rPr>
-        <w:t>) для управления временем (тайм-менеджмента) в контексте задач разработчика.</w:t>
-      </w:r>
-    </w:p>
-    <w:p>
-      <w:pPr>
-        <w:jc w:val="both"/>
-        <w:rPr>
-          <w:rFonts w:ascii="Times New Roman" w:hAnsi="Times New Roman"/>
-          <w:sz w:val="24"/>
-        </w:rPr>
-      </w:pPr>
-      <w:r>
-        <w:rPr>
-          <w:rFonts w:ascii="Times New Roman" w:hAnsi="Times New Roman"/>
-          <w:sz w:val="24"/>
-        </w:rPr>
-        <w:t>Создать текстовый отчет с результатами анализа, продемонстрировав основные функции одного из сервисов, его достоинства и недостатки, оценить удобство и эффективность работы с ним.</w:t>
-      </w:r>
-    </w:p>
-    <w:p>
-      <w:pPr>
-        <w:spacing w:after="0" w:line="360" w:lineRule="auto"/>
-        <w:jc w:val="both"/>
-        <w:rPr>
-          <w:rFonts w:ascii="Times New Roman" w:hAnsi="Times New Roman"/>
-          <w:b/>
-          <w:sz w:val="24"/>
-        </w:rPr>
-      </w:pPr>
-      <w:r>
-        <w:rPr>
-          <w:rFonts w:ascii="Times New Roman" w:hAnsi="Times New Roman"/>
-          <w:b/>
-          <w:sz w:val="24"/>
-        </w:rPr>
-        <w:t>Форма отчетности</w:t>
-      </w:r>
-    </w:p>
-    <w:p>
-      <w:pPr>
-        <w:pStyle w:val="11"/>
-        <w:pBdr>
-          <w:top w:val="nil"/>
-          <w:left w:val="nil"/>
-          <w:bottom w:val="nil"/>
-          <w:right w:val="nil"/>
-          <w:between w:val="nil"/>
-        </w:pBdr>
-        <w:rPr>
-          <w:color w:val="000000"/>
-        </w:rPr>
-      </w:pPr>
-      <w:r>
-        <w:rPr>
-          <w:color w:val="000000"/>
-        </w:rPr>
-        <w:t xml:space="preserve">Текстовый </w:t>
-      </w:r>
-      <w:r>
-        <w:rPr>
-          <w:color w:val="000000"/>
-        </w:rPr>
-        <w:t xml:space="preserve">документ. </w:t>
-      </w:r>
-    </w:p>
-    <w:p>
-      <w:pPr>
-        <w:spacing w:after="0" w:line="360" w:lineRule="auto"/>
-        <w:jc w:val="both"/>
-        <w:rPr>
-          <w:rFonts w:ascii="Times New Roman" w:hAnsi="Times New Roman"/>
-          <w:sz w:val="24"/>
-        </w:rPr>
-      </w:pPr>
-      <w:r>
-        <w:rPr>
-          <w:rFonts w:ascii="Times New Roman" w:hAnsi="Times New Roman"/>
-          <w:sz w:val="24"/>
-        </w:rPr>
-        <w:t>QR-код задания (на GIT-репозиторий):</w:t>
+      <w:r>
+        <w:rPr>
+          <w:noProof/>
+          <w:color w:val="000000"/>
+        </w:rPr>
+        <w:drawing>
+          <wp:inline distT="0" distB="0" distL="0" distR="0" wp14:anchorId="58D3B821" wp14:editId="3D9603A6">
+            <wp:extent cx="1280160" cy="1280160"/>
+            <wp:effectExtent l="0" t="0" r="0" b="0"/>
+            <wp:docPr id="7" name="Рисунок 7"/>
+            <wp:cNvGraphicFramePr>
+              <a:graphicFrameLocks xmlns:a="http://schemas.openxmlformats.org/drawingml/2006/main" noChangeAspect="1"/>
+            </wp:cNvGraphicFramePr>
+            <a:graphic xmlns:a="http://schemas.openxmlformats.org/drawingml/2006/main">
+              <a:graphicData uri="http://schemas.openxmlformats.org/drawingml/2006/picture">
+                <pic:pic xmlns:pic="http://schemas.openxmlformats.org/drawingml/2006/picture">
+                  <pic:nvPicPr>
+                    <pic:cNvPr id="7" name="Рисунок 7"/>
+                    <pic:cNvPicPr/>
+                  </pic:nvPicPr>
+                  <pic:blipFill>
+                    <a:blip r:embed="rId10"/>
+                    <a:stretch>
+                      <a:fillRect/>
+                    </a:stretch>
+                  </pic:blipFill>
+                  <pic:spPr>
+                    <a:xfrm>
+                      <a:off x="0" y="0"/>
+                      <a:ext cx="1280160" cy="1280160"/>
+                    </a:xfrm>
+                    <a:prstGeom prst="rect">
+                      <a:avLst/>
+                    </a:prstGeom>
+                  </pic:spPr>
+                </pic:pic>
+              </a:graphicData>
+            </a:graphic>
+          </wp:inline>
+        </w:drawing>
       </w:r>
     </w:p>
     <w:p>
@@ -1867,29 +1894,6 @@
           <w:lang w:eastAsia="ru-RU"/>
         </w:rPr>
       </w:pPr>
-      <w:r>
-        <w:rPr>
-          <w:rFonts w:ascii="Times New Roman" w:eastAsiaTheme="minorHAnsi" w:hAnsi="Times New Roman"/>
-          <w:color w:val="000000"/>
-          <w:sz w:val="24"/>
-          <w:szCs w:val="24"/>
-          <w:lang w:eastAsia="ru-RU"/>
-        </w:rPr>
-        <w:t>_____________________________________________________________________________</w:t>
-      </w:r>
-    </w:p>
-    <w:p>
-      <w:pPr>
-        <w:spacing w:after="0" w:line="240" w:lineRule="auto"/>
-        <w:jc w:val="both"/>
-        <w:rPr>
-          <w:rFonts w:ascii="Times New Roman" w:eastAsiaTheme="minorHAnsi" w:hAnsi="Times New Roman"/>
-          <w:color w:val="000000"/>
-          <w:sz w:val="24"/>
-          <w:szCs w:val="24"/>
-          <w:lang w:eastAsia="ru-RU"/>
-        </w:rPr>
-      </w:pPr>
     </w:p>
     <w:p>
       <w:pPr>
@@ -1897,6 +1901,7 @@
         <w:jc w:val="both"/>
       </w:pPr>
       <w:r>
+        <w:lastRenderedPageBreak/>
         <w:t>Задание 2.2</w:t>
       </w:r>
       <w:r>
@@ -2090,363 +2095,47 @@
           <w:sz w:val="24"/>
         </w:rPr>
       </w:pPr>
-    </w:p>
-    <w:p>
-      <w:pPr>
-        <w:pStyle w:val="2"/>
-        <w:jc w:val="both"/>
-      </w:pPr>
-      <w:r>
-        <w:t>Задание 2.2</w:t>
-      </w:r>
-      <w:r>
-        <w:t xml:space="preserve"> </w:t>
-      </w:r>
-    </w:p>
-    <w:p>
-      <w:pPr>
-        <w:pStyle w:val="11"/>
-        <w:tabs>
-          <w:tab w:val="left" w:pos="560"/>
-          <w:tab w:val="left" w:pos="1120"/>
-          <w:tab w:val="left" w:pos="1680"/>
-          <w:tab w:val="left" w:pos="2240"/>
-          <w:tab w:val="left" w:pos="2800"/>
-          <w:tab w:val="left" w:pos="3360"/>
-          <w:tab w:val="left" w:pos="3920"/>
-          <w:tab w:val="left" w:pos="4480"/>
-          <w:tab w:val="left" w:pos="5040"/>
-          <w:tab w:val="left" w:pos="5600"/>
-          <w:tab w:val="left" w:pos="6160"/>
-          <w:tab w:val="left" w:pos="6720"/>
-        </w:tabs>
-        <w:spacing w:after="200" w:line="276" w:lineRule="auto"/>
-        <w:jc w:val="both"/>
-        <w:rPr>
-          <w:rFonts w:eastAsia="Calibri"/>
-          <w:szCs w:val="22"/>
-          <w:lang w:eastAsia="en-US"/>
-        </w:rPr>
-      </w:pPr>
-      <w:r>
-        <w:rPr>
-          <w:rFonts w:eastAsia="Calibri"/>
-          <w:szCs w:val="22"/>
-          <w:lang w:eastAsia="en-US"/>
-        </w:rPr>
-        <w:t xml:space="preserve">Составьте подборку материалов, включающую аннотированные статьи и ресурсы по языку программирования </w:t>
-      </w:r>
-      <w:proofErr w:type="spellStart"/>
-      <w:r>
-        <w:rPr>
-          <w:rFonts w:eastAsia="Calibri"/>
-          <w:szCs w:val="22"/>
-          <w:lang w:eastAsia="en-US"/>
-        </w:rPr>
-        <w:t>Julia</w:t>
-      </w:r>
-      <w:proofErr w:type="spellEnd"/>
-      <w:r>
-        <w:rPr>
-          <w:rFonts w:eastAsia="Calibri"/>
-          <w:szCs w:val="22"/>
-          <w:lang w:eastAsia="en-US"/>
-        </w:rPr>
-        <w:t>, а также примеры решения различных задач на этом языке. В подборку должны быть включены выдержки из кода (борды) с соответствующими комментариями и пояснениями. Выберите одно из предложенных направлений работы и выполните его в соответствии с академическими стандартами.</w:t>
-      </w:r>
-    </w:p>
-    <w:p>
-      <w:pPr>
-        <w:spacing w:after="0" w:line="360" w:lineRule="auto"/>
-        <w:jc w:val="both"/>
-        <w:rPr>
-          <w:rFonts w:ascii="Times New Roman" w:hAnsi="Times New Roman"/>
-          <w:b/>
-          <w:sz w:val="24"/>
-        </w:rPr>
-      </w:pPr>
-      <w:r>
-        <w:rPr>
-          <w:rFonts w:ascii="Times New Roman" w:hAnsi="Times New Roman"/>
-          <w:b/>
-          <w:sz w:val="24"/>
-        </w:rPr>
-        <w:t>Форма отчетности</w:t>
-      </w:r>
-    </w:p>
-    <w:p>
-      <w:pPr>
-        <w:pStyle w:val="11"/>
-        <w:tabs>
-          <w:tab w:val="left" w:pos="560"/>
-          <w:tab w:val="left" w:pos="1120"/>
-          <w:tab w:val="left" w:pos="1680"/>
-          <w:tab w:val="left" w:pos="2240"/>
-          <w:tab w:val="left" w:pos="2800"/>
-          <w:tab w:val="left" w:pos="3360"/>
-          <w:tab w:val="left" w:pos="3920"/>
-          <w:tab w:val="left" w:pos="4480"/>
-          <w:tab w:val="left" w:pos="5040"/>
-          <w:tab w:val="left" w:pos="5600"/>
-          <w:tab w:val="left" w:pos="6160"/>
-          <w:tab w:val="left" w:pos="6720"/>
-        </w:tabs>
-        <w:spacing w:after="200"/>
-        <w:jc w:val="both"/>
-        <w:rPr>
-          <w:rFonts w:eastAsiaTheme="minorHAnsi"/>
-          <w:color w:val="000000"/>
-        </w:rPr>
-      </w:pPr>
-      <w:r>
-        <w:rPr>
-          <w:rFonts w:eastAsiaTheme="minorHAnsi"/>
-          <w:color w:val="000000"/>
-        </w:rPr>
-        <w:t>Аннотированный список статей:</w:t>
-      </w:r>
-    </w:p>
-    <w:p>
-      <w:pPr>
-        <w:pStyle w:val="11"/>
-        <w:numPr>
-          <w:ilvl w:val="0"/>
-          <w:numId w:val="14"/>
-        </w:numPr>
-        <w:tabs>
-          <w:tab w:val="left" w:pos="560"/>
-          <w:tab w:val="left" w:pos="1120"/>
-          <w:tab w:val="left" w:pos="1680"/>
-          <w:tab w:val="left" w:pos="2240"/>
-          <w:tab w:val="left" w:pos="2800"/>
-          <w:tab w:val="left" w:pos="3360"/>
-          <w:tab w:val="left" w:pos="3920"/>
-          <w:tab w:val="left" w:pos="4480"/>
-          <w:tab w:val="left" w:pos="5040"/>
-          <w:tab w:val="left" w:pos="5600"/>
-          <w:tab w:val="left" w:pos="6160"/>
-          <w:tab w:val="left" w:pos="6720"/>
-        </w:tabs>
-        <w:spacing w:after="200"/>
-        <w:jc w:val="both"/>
-        <w:rPr>
-          <w:rFonts w:eastAsiaTheme="minorHAnsi"/>
-          <w:color w:val="000000"/>
-        </w:rPr>
-      </w:pPr>
-      <w:r>
-        <w:rPr>
-          <w:rFonts w:eastAsiaTheme="minorHAnsi"/>
-          <w:color w:val="000000"/>
-        </w:rPr>
-        <w:t>название статьи</w:t>
-      </w:r>
-    </w:p>
-    <w:p>
-      <w:pPr>
-        <w:pStyle w:val="11"/>
-        <w:numPr>
-          <w:ilvl w:val="0"/>
-          <w:numId w:val="14"/>
-        </w:numPr>
-        <w:tabs>
-          <w:tab w:val="left" w:pos="560"/>
-          <w:tab w:val="left" w:pos="1120"/>
-          <w:tab w:val="left" w:pos="1680"/>
-          <w:tab w:val="left" w:pos="2240"/>
-          <w:tab w:val="left" w:pos="2800"/>
-          <w:tab w:val="left" w:pos="3360"/>
-          <w:tab w:val="left" w:pos="3920"/>
-          <w:tab w:val="left" w:pos="4480"/>
-          <w:tab w:val="left" w:pos="5040"/>
-          <w:tab w:val="left" w:pos="5600"/>
-          <w:tab w:val="left" w:pos="6160"/>
-          <w:tab w:val="left" w:pos="6720"/>
-        </w:tabs>
-        <w:spacing w:after="200"/>
-        <w:jc w:val="both"/>
-        <w:rPr>
-          <w:rFonts w:eastAsiaTheme="minorHAnsi"/>
-          <w:color w:val="000000"/>
-        </w:rPr>
-      </w:pPr>
-      <w:r>
-        <w:rPr>
-          <w:rFonts w:eastAsiaTheme="minorHAnsi"/>
-          <w:color w:val="000000"/>
-        </w:rPr>
-        <w:t>автор</w:t>
-      </w:r>
-    </w:p>
-    <w:p>
-      <w:pPr>
-        <w:pStyle w:val="11"/>
-        <w:numPr>
-          <w:ilvl w:val="0"/>
-          <w:numId w:val="14"/>
-        </w:numPr>
-        <w:tabs>
-          <w:tab w:val="left" w:pos="560"/>
-          <w:tab w:val="left" w:pos="1120"/>
-          <w:tab w:val="left" w:pos="1680"/>
-          <w:tab w:val="left" w:pos="2240"/>
-          <w:tab w:val="left" w:pos="2800"/>
-          <w:tab w:val="left" w:pos="3360"/>
-          <w:tab w:val="left" w:pos="3920"/>
-          <w:tab w:val="left" w:pos="4480"/>
-          <w:tab w:val="left" w:pos="5040"/>
-          <w:tab w:val="left" w:pos="5600"/>
-          <w:tab w:val="left" w:pos="6160"/>
-          <w:tab w:val="left" w:pos="6720"/>
-        </w:tabs>
-        <w:spacing w:after="200"/>
-        <w:jc w:val="both"/>
-        <w:rPr>
-          <w:rFonts w:eastAsiaTheme="minorHAnsi"/>
-          <w:color w:val="000000"/>
-        </w:rPr>
-      </w:pPr>
-      <w:r>
-        <w:rPr>
-          <w:rFonts w:eastAsiaTheme="minorHAnsi"/>
-          <w:color w:val="000000"/>
-        </w:rPr>
-        <w:t>ссылка на статью, оформленная с действующим ГОСТом (электронный ресурс)</w:t>
-      </w:r>
-    </w:p>
-    <w:p>
-      <w:pPr>
-        <w:pStyle w:val="11"/>
-        <w:numPr>
-          <w:ilvl w:val="0"/>
-          <w:numId w:val="14"/>
-        </w:numPr>
-        <w:tabs>
-          <w:tab w:val="left" w:pos="560"/>
-          <w:tab w:val="left" w:pos="1120"/>
-          <w:tab w:val="left" w:pos="1680"/>
-          <w:tab w:val="left" w:pos="2240"/>
-          <w:tab w:val="left" w:pos="2800"/>
-          <w:tab w:val="left" w:pos="3360"/>
-          <w:tab w:val="left" w:pos="3920"/>
-          <w:tab w:val="left" w:pos="4480"/>
-          <w:tab w:val="left" w:pos="5040"/>
-          <w:tab w:val="left" w:pos="5600"/>
-          <w:tab w:val="left" w:pos="6160"/>
-          <w:tab w:val="left" w:pos="6720"/>
-        </w:tabs>
-        <w:spacing w:after="200"/>
-        <w:jc w:val="both"/>
-        <w:rPr>
-          <w:rFonts w:eastAsiaTheme="minorHAnsi"/>
-          <w:color w:val="000000"/>
-        </w:rPr>
-      </w:pPr>
-      <w:r>
-        <w:rPr>
-          <w:rFonts w:eastAsiaTheme="minorHAnsi"/>
-          <w:color w:val="000000"/>
-        </w:rPr>
-        <w:t>краткая аннотация</w:t>
-      </w:r>
-    </w:p>
-    <w:p>
-      <w:pPr>
-        <w:pStyle w:val="11"/>
-        <w:tabs>
-          <w:tab w:val="left" w:pos="560"/>
-          <w:tab w:val="left" w:pos="1120"/>
-          <w:tab w:val="left" w:pos="1680"/>
-          <w:tab w:val="left" w:pos="2240"/>
-          <w:tab w:val="left" w:pos="2800"/>
-          <w:tab w:val="left" w:pos="3360"/>
-          <w:tab w:val="left" w:pos="3920"/>
-          <w:tab w:val="left" w:pos="4480"/>
-          <w:tab w:val="left" w:pos="5040"/>
-          <w:tab w:val="left" w:pos="5600"/>
-          <w:tab w:val="left" w:pos="6160"/>
-          <w:tab w:val="left" w:pos="6720"/>
-        </w:tabs>
-        <w:spacing w:after="200"/>
-        <w:jc w:val="both"/>
-        <w:rPr>
-          <w:rFonts w:eastAsiaTheme="minorHAnsi"/>
-          <w:color w:val="000000"/>
-        </w:rPr>
-      </w:pPr>
-    </w:p>
-    <w:p>
-      <w:pPr>
-        <w:spacing w:after="0" w:line="360" w:lineRule="auto"/>
-        <w:jc w:val="both"/>
-        <w:rPr>
-          <w:rFonts w:ascii="Times New Roman" w:hAnsi="Times New Roman"/>
-          <w:sz w:val="24"/>
-        </w:rPr>
-      </w:pPr>
-      <w:r>
-        <w:rPr>
-          <w:rFonts w:ascii="Times New Roman" w:hAnsi="Times New Roman"/>
-          <w:sz w:val="24"/>
-        </w:rPr>
-        <w:t>QR-код задания (на GIT-репозиторий):</w:t>
-      </w:r>
-    </w:p>
-    <w:p>
-      <w:pPr>
-        <w:pStyle w:val="11"/>
-        <w:tabs>
-          <w:tab w:val="left" w:pos="560"/>
-          <w:tab w:val="left" w:pos="1120"/>
-          <w:tab w:val="left" w:pos="1680"/>
-          <w:tab w:val="left" w:pos="2240"/>
-          <w:tab w:val="left" w:pos="2800"/>
-          <w:tab w:val="left" w:pos="3360"/>
-          <w:tab w:val="left" w:pos="3920"/>
-          <w:tab w:val="left" w:pos="4480"/>
-          <w:tab w:val="left" w:pos="5040"/>
-          <w:tab w:val="left" w:pos="5600"/>
-          <w:tab w:val="left" w:pos="6160"/>
-          <w:tab w:val="left" w:pos="6720"/>
-        </w:tabs>
-        <w:spacing w:after="200" w:line="276" w:lineRule="auto"/>
-        <w:jc w:val="both"/>
-        <w:rPr>
-          <w:rFonts w:eastAsiaTheme="minorHAnsi"/>
-          <w:color w:val="000000"/>
-        </w:rPr>
-      </w:pPr>
-    </w:p>
-    <w:p>
-      <w:pPr>
-        <w:pStyle w:val="11"/>
-        <w:tabs>
-          <w:tab w:val="left" w:pos="560"/>
-          <w:tab w:val="left" w:pos="1120"/>
-          <w:tab w:val="left" w:pos="1680"/>
-          <w:tab w:val="left" w:pos="2240"/>
-          <w:tab w:val="left" w:pos="2800"/>
-          <w:tab w:val="left" w:pos="3360"/>
-          <w:tab w:val="left" w:pos="3920"/>
-          <w:tab w:val="left" w:pos="4480"/>
-          <w:tab w:val="left" w:pos="5040"/>
-          <w:tab w:val="left" w:pos="5600"/>
-          <w:tab w:val="left" w:pos="6160"/>
-          <w:tab w:val="left" w:pos="6720"/>
-        </w:tabs>
-        <w:spacing w:after="200" w:line="276" w:lineRule="auto"/>
-        <w:jc w:val="both"/>
-        <w:rPr>
-          <w:rFonts w:eastAsiaTheme="minorHAnsi"/>
-          <w:color w:val="000000"/>
-        </w:rPr>
-      </w:pPr>
-      <w:r>
-        <w:rPr>
-          <w:rFonts w:eastAsiaTheme="minorHAnsi"/>
-          <w:color w:val="000000"/>
-        </w:rPr>
-        <w:t>_____________________________________________________________________________</w:t>
+      <w:r>
+        <w:rPr>
+          <w:rFonts w:ascii="Times New Roman" w:hAnsi="Times New Roman"/>
+          <w:noProof/>
+          <w:sz w:val="24"/>
+        </w:rPr>
+        <w:drawing>
+          <wp:inline distT="0" distB="0" distL="0" distR="0" wp14:anchorId="745E562D" wp14:editId="68B89115">
+            <wp:extent cx="3040380" cy="3040380"/>
+            <wp:effectExtent l="0" t="0" r="7620" b="7620"/>
+            <wp:docPr id="8" name="Рисунок 8"/>
+            <wp:cNvGraphicFramePr>
+              <a:graphicFrameLocks xmlns:a="http://schemas.openxmlformats.org/drawingml/2006/main" noChangeAspect="1"/>
+            </wp:cNvGraphicFramePr>
+            <a:graphic xmlns:a="http://schemas.openxmlformats.org/drawingml/2006/main">
+              <a:graphicData uri="http://schemas.openxmlformats.org/drawingml/2006/picture">
+                <pic:pic xmlns:pic="http://schemas.openxmlformats.org/drawingml/2006/picture">
+                  <pic:nvPicPr>
+                    <pic:cNvPr id="8" name="Рисунок 8"/>
+                    <pic:cNvPicPr/>
+                  </pic:nvPicPr>
+                  <pic:blipFill>
+                    <a:blip r:embed="rId11"/>
+                    <a:stretch>
+                      <a:fillRect/>
+                    </a:stretch>
+                  </pic:blipFill>
+                  <pic:spPr>
+                    <a:xfrm>
+                      <a:off x="0" y="0"/>
+                      <a:ext cx="3040380" cy="3040380"/>
+                    </a:xfrm>
+                    <a:prstGeom prst="rect">
+                      <a:avLst/>
+                    </a:prstGeom>
+                  </pic:spPr>
+                </pic:pic>
+              </a:graphicData>
+            </a:graphic>
+          </wp:inline>
+        </w:drawing>
       </w:r>
     </w:p>
     <w:p>
@@ -2592,18 +2281,11 @@
         <w:spacing w:after="200" w:line="276" w:lineRule="auto"/>
         <w:jc w:val="both"/>
       </w:pPr>
-    </w:p>
-    <w:p>
-      <w:pPr>
-        <w:pStyle w:val="2"/>
-        <w:jc w:val="both"/>
-      </w:pPr>
-      <w:r>
-        <w:t>Задание 2.3</w:t>
-      </w:r>
-      <w:r>
-        <w:t xml:space="preserve"> </w:t>
-      </w:r>
+      <w:proofErr w:type="spellStart"/>
+      <w:r>
+        <w:t>Sourcetree</w:t>
+      </w:r>
+      <w:proofErr w:type="spellEnd"/>
     </w:p>
     <w:p>
       <w:pPr>
@@ -2634,21 +2316,9 @@
       </w:pPr>
       <w:proofErr w:type="spellStart"/>
       <w:r>
-        <w:t>Sourcetree</w:t>
+        <w:t>GitKraken</w:t>
       </w:r>
       <w:proofErr w:type="spellEnd"/>
-    </w:p>
-    <w:p>
-      <w:pPr>
-        <w:pStyle w:val="2"/>
-        <w:jc w:val="both"/>
-      </w:pPr>
-      <w:r>
-        <w:t>Задание 2.3</w:t>
-      </w:r>
-      <w:r>
-        <w:t xml:space="preserve"> </w:t>
-      </w:r>
     </w:p>
     <w:p>
       <w:pPr>
@@ -2677,22 +2347,16 @@
         <w:spacing w:after="200" w:line="276" w:lineRule="auto"/>
         <w:jc w:val="both"/>
       </w:pPr>
+      <w:r>
+        <w:t xml:space="preserve">Терминал (Terminal) или Командная строка (или Command Shell </w:t>
+      </w:r>
       <w:proofErr w:type="spellStart"/>
       <w:r>
-        <w:t>GitKraken</w:t>
+        <w:t>Git</w:t>
       </w:r>
       <w:proofErr w:type="spellEnd"/>
-    </w:p>
-    <w:p>
-      <w:pPr>
-        <w:pStyle w:val="2"/>
-        <w:jc w:val="both"/>
-      </w:pPr>
-      <w:r>
-        <w:t>Задание 2.3</w:t>
-      </w:r>
-      <w:r>
-        <w:t xml:space="preserve"> </w:t>
+      <w:r>
+        <w:t>)</w:t>
       </w:r>
     </w:p>
     <w:p>
@@ -2723,27 +2387,7 @@
         <w:jc w:val="both"/>
       </w:pPr>
       <w:r>
-        <w:t xml:space="preserve">Терминал (Terminal) или Командная строка (или Command Shell </w:t>
-      </w:r>
-      <w:proofErr w:type="spellStart"/>
-      <w:r>
-        <w:t>Git</w:t>
-      </w:r>
-      <w:proofErr w:type="spellEnd"/>
-      <w:r>
-        <w:t>)</w:t>
-      </w:r>
-    </w:p>
-    <w:p>
-      <w:pPr>
-        <w:pStyle w:val="2"/>
-        <w:jc w:val="both"/>
-      </w:pPr>
-      <w:r>
-        <w:t>Задание 2.3</w:t>
-      </w:r>
-      <w:r>
-        <w:t xml:space="preserve"> </w:t>
+        <w:t>Встроенные средства IDE</w:t>
       </w:r>
     </w:p>
     <w:p>
@@ -2773,9 +2417,6 @@
         <w:spacing w:after="200" w:line="276" w:lineRule="auto"/>
         <w:jc w:val="both"/>
       </w:pPr>
-      <w:r>
-        <w:t>Встроенные средства IDE</w:t>
-      </w:r>
     </w:p>
     <w:p>
       <w:pPr>
@@ -2807,6 +2448,26 @@
     </w:p>
     <w:p>
       <w:pPr>
+        <w:spacing w:after="0" w:line="360" w:lineRule="auto"/>
+        <w:jc w:val="both"/>
+        <w:rPr>
+          <w:rFonts w:ascii="Times New Roman" w:hAnsi="Times New Roman"/>
+          <w:b/>
+          <w:sz w:val="24"/>
+        </w:rPr>
+      </w:pPr>
+      <w:r>
+        <w:rPr>
+          <w:rFonts w:ascii="Times New Roman" w:hAnsi="Times New Roman"/>
+          <w:b/>
+          <w:sz w:val="24"/>
+        </w:rPr>
+        <w:lastRenderedPageBreak/>
+        <w:t>Форма отчетности</w:t>
+      </w:r>
+    </w:p>
+    <w:p>
+      <w:pPr>
         <w:pStyle w:val="11"/>
         <w:pBdr>
           <w:top w:val="nil"/>
@@ -2832,6 +2493,30 @@
         <w:spacing w:after="200" w:line="276" w:lineRule="auto"/>
         <w:jc w:val="both"/>
       </w:pPr>
+      <w:r>
+        <w:rPr>
+          <w:color w:val="000000"/>
+        </w:rPr>
+        <w:t xml:space="preserve">Скринкаст или текстовый </w:t>
+      </w:r>
+      <w:r>
+        <w:rPr>
+          <w:color w:val="000000"/>
+        </w:rPr>
+        <w:t>документ</w:t>
+      </w:r>
+      <w:r>
+        <w:rPr>
+          <w:color w:val="000000"/>
+        </w:rPr>
+        <w:t xml:space="preserve"> с демонстрацией выполненных действий и комментариями по их выполнению</w:t>
+      </w:r>
+      <w:r>
+        <w:rPr>
+          <w:color w:val="000000"/>
+        </w:rPr>
+        <w:t xml:space="preserve">. </w:t>
+      </w:r>
     </w:p>
     <w:p>
       <w:pPr>
@@ -2839,71 +2524,15 @@
         <w:jc w:val="both"/>
         <w:rPr>
           <w:rFonts w:ascii="Times New Roman" w:hAnsi="Times New Roman"/>
-          <w:b/>
-          <w:sz w:val="24"/>
-        </w:rPr>
-      </w:pPr>
-      <w:r>
-        <w:rPr>
-          <w:rFonts w:ascii="Times New Roman" w:hAnsi="Times New Roman"/>
-          <w:b/>
-          <w:sz w:val="24"/>
-        </w:rPr>
-        <w:t>Форма отчетности</w:t>
-      </w:r>
-    </w:p>
-    <w:p>
-      <w:pPr>
-        <w:pStyle w:val="11"/>
-        <w:pBdr>
-          <w:top w:val="nil"/>
-          <w:left w:val="nil"/>
-          <w:bottom w:val="nil"/>
-          <w:right w:val="nil"/>
-          <w:between w:val="nil"/>
-        </w:pBdr>
-        <w:tabs>
-          <w:tab w:val="left" w:pos="560"/>
-          <w:tab w:val="left" w:pos="1120"/>
-          <w:tab w:val="left" w:pos="1680"/>
-          <w:tab w:val="left" w:pos="2240"/>
-          <w:tab w:val="left" w:pos="2800"/>
-          <w:tab w:val="left" w:pos="3360"/>
-          <w:tab w:val="left" w:pos="3920"/>
-          <w:tab w:val="left" w:pos="4480"/>
-          <w:tab w:val="left" w:pos="5040"/>
-          <w:tab w:val="left" w:pos="5600"/>
-          <w:tab w:val="left" w:pos="6160"/>
-          <w:tab w:val="left" w:pos="6720"/>
-        </w:tabs>
-        <w:spacing w:after="200" w:line="276" w:lineRule="auto"/>
-        <w:jc w:val="both"/>
-      </w:pPr>
-      <w:r>
-        <w:rPr>
-          <w:color w:val="000000"/>
-          <w:lang/>
-        </w:rPr>
-        <w:t xml:space="preserve">Скринкаст или текстовый </w:t>
-      </w:r>
-      <w:r>
-        <w:rPr>
-          <w:color w:val="000000"/>
-        </w:rPr>
-        <w:t>документ</w:t>
-      </w:r>
-      <w:r>
-        <w:rPr>
-          <w:color w:val="000000"/>
-          <w:lang/>
-        </w:rPr>
-        <w:t xml:space="preserve"> с демонстрацией выполненных действий и комментариями по их выполнению</w:t>
-      </w:r>
-      <w:r>
-        <w:rPr>
-          <w:color w:val="000000"/>
-        </w:rPr>
-        <w:t xml:space="preserve">. </w:t>
+          <w:sz w:val="24"/>
+        </w:rPr>
+      </w:pPr>
+      <w:r>
+        <w:rPr>
+          <w:rFonts w:ascii="Times New Roman" w:hAnsi="Times New Roman"/>
+          <w:sz w:val="24"/>
+        </w:rPr>
+        <w:t>QR-код задания (на GIT-репозиторий):</w:t>
       </w:r>
     </w:p>
     <w:p>
@@ -2918,30 +2547,45 @@
       <w:r>
         <w:rPr>
           <w:rFonts w:ascii="Times New Roman" w:hAnsi="Times New Roman"/>
-          <w:sz w:val="24"/>
-        </w:rPr>
-        <w:t>QR-код задания (на GIT-репозиторий):</w:t>
-      </w:r>
-    </w:p>
-    <w:p>
-      <w:pPr>
-        <w:spacing w:after="0" w:line="360" w:lineRule="auto"/>
-        <w:jc w:val="both"/>
-        <w:rPr>
-          <w:rFonts w:ascii="Times New Roman" w:hAnsi="Times New Roman"/>
-          <w:sz w:val="24"/>
-        </w:rPr>
-      </w:pPr>
-    </w:p>
-    <w:p>
-      <w:pPr>
-        <w:spacing w:after="0" w:line="360" w:lineRule="auto"/>
-        <w:jc w:val="both"/>
-        <w:rPr>
-          <w:rFonts w:ascii="Times New Roman" w:hAnsi="Times New Roman"/>
-          <w:sz w:val="24"/>
-        </w:rPr>
-      </w:pPr>
+          <w:noProof/>
+          <w:sz w:val="24"/>
+        </w:rPr>
+        <w:drawing>
+          <wp:inline distT="0" distB="0" distL="0" distR="0" wp14:anchorId="14D23F78" wp14:editId="7B338AAA">
+            <wp:extent cx="1333500" cy="1333500"/>
+            <wp:effectExtent l="0" t="0" r="0" b="0"/>
+            <wp:docPr id="9" name="Рисунок 9"/>
+            <wp:cNvGraphicFramePr>
+              <a:graphicFrameLocks xmlns:a="http://schemas.openxmlformats.org/drawingml/2006/main" noChangeAspect="1"/>
+            </wp:cNvGraphicFramePr>
+            <a:graphic xmlns:a="http://schemas.openxmlformats.org/drawingml/2006/main">
+              <a:graphicData uri="http://schemas.openxmlformats.org/drawingml/2006/picture">
+                <pic:pic xmlns:pic="http://schemas.openxmlformats.org/drawingml/2006/picture">
+                  <pic:nvPicPr>
+                    <pic:cNvPr id="9" name="Рисунок 9"/>
+                    <pic:cNvPicPr/>
+                  </pic:nvPicPr>
+                  <pic:blipFill>
+                    <a:blip r:embed="rId12"/>
+                    <a:stretch>
+                      <a:fillRect/>
+                    </a:stretch>
+                  </pic:blipFill>
+                  <pic:spPr>
+                    <a:xfrm>
+                      <a:off x="0" y="0"/>
+                      <a:ext cx="1333500" cy="1333500"/>
+                    </a:xfrm>
+                    <a:prstGeom prst="rect">
+                      <a:avLst/>
+                    </a:prstGeom>
+                  </pic:spPr>
+                </pic:pic>
+              </a:graphicData>
+            </a:graphic>
+          </wp:inline>
+        </w:drawing>
+      </w:r>
     </w:p>
     <w:p>
       <w:pPr>
@@ -3069,7 +2713,25 @@
           <w:szCs w:val="28"/>
           <w:vertAlign w:val="superscript"/>
         </w:rPr>
-        <w:t xml:space="preserve">                 (подпись руководителя)</w:t>
+        <w:t xml:space="preserve">                 </w:t>
+      </w:r>
+      <w:r>
+        <w:rPr>
+          <w:rFonts w:ascii="Times New Roman" w:hAnsi="Times New Roman"/>
+          <w:sz w:val="24"/>
+          <w:szCs w:val="28"/>
+          <w:vertAlign w:val="superscript"/>
+        </w:rPr>
+        <w:t xml:space="preserve">                                                               </w:t>
+      </w:r>
+      <w:r>
+        <w:rPr>
+          <w:rFonts w:ascii="Times New Roman" w:hAnsi="Times New Roman"/>
+          <w:sz w:val="24"/>
+          <w:szCs w:val="28"/>
+          <w:vertAlign w:val="superscript"/>
+        </w:rPr>
+        <w:t>(подпись руководителя)</w:t>
       </w:r>
     </w:p>
     <w:p>
@@ -5518,6 +5180,18 @@
       <w:lang w:eastAsia="ru-RU"/>
     </w:rPr>
   </w:style>
+  <w:style w:type="character" w:styleId="af1">
+    <w:name w:val="Unresolved Mention"/>
+    <w:basedOn w:val="a0"/>
+    <w:uiPriority w:val="99"/>
+    <w:semiHidden/>
+    <w:unhideWhenUsed/>
+    <w:rsid w:val="00243B8E"/>
+    <w:rPr>
+      <w:color w:val="605E5C"/>
+      <w:shd w:val="clear" w:color="auto" w:fill="E1DFDD"/>
+    </w:rPr>
+  </w:style>
 </w:styles>
 </file>
 

--- a/PereverzaEA_Practice_2nd-course/Отчет_ПереверзаЕА.docx
+++ b/PereverzaEA_Practice_2nd-course/Отчет_ПереверзаЕА.docx
@@ -244,7 +244,7 @@
           </mc:Choice>
           <mc:Fallback>
             <w:pict>
-              <v:shapetype w14:anchorId="19103F8F" id="_x0000_t32" coordsize="21600,21600" o:spt="32" o:oned="t" path="m,l21600,21600e" filled="f">
+              <v:shapetype w14:anchorId="7DBB618E" id="_x0000_t32" coordsize="21600,21600" o:spt="32" o:oned="t" path="m,l21600,21600e" filled="f">
                 <v:path arrowok="t" fillok="f" o:connecttype="none"/>
                 <o:lock v:ext="edit" shapetype="t"/>
               </v:shapetype>
@@ -2102,9 +2102,9 @@
           <w:sz w:val="24"/>
         </w:rPr>
         <w:drawing>
-          <wp:inline distT="0" distB="0" distL="0" distR="0" wp14:anchorId="745E562D" wp14:editId="68B89115">
-            <wp:extent cx="3040380" cy="3040380"/>
-            <wp:effectExtent l="0" t="0" r="7620" b="7620"/>
+          <wp:inline distT="0" distB="0" distL="0" distR="0" wp14:anchorId="745E562D" wp14:editId="6FAEACE8">
+            <wp:extent cx="2194560" cy="2194560"/>
+            <wp:effectExtent l="0" t="0" r="0" b="0"/>
             <wp:docPr id="8" name="Рисунок 8"/>
             <wp:cNvGraphicFramePr>
               <a:graphicFrameLocks xmlns:a="http://schemas.openxmlformats.org/drawingml/2006/main" noChangeAspect="1"/>
@@ -2125,7 +2125,7 @@
                   <pic:spPr>
                     <a:xfrm>
                       <a:off x="0" y="0"/>
-                      <a:ext cx="3040380" cy="3040380"/>
+                      <a:ext cx="2194560" cy="2194560"/>
                     </a:xfrm>
                     <a:prstGeom prst="rect">
                       <a:avLst/>
@@ -2462,7 +2462,6 @@
           <w:b/>
           <w:sz w:val="24"/>
         </w:rPr>
-        <w:lastRenderedPageBreak/>
         <w:t>Форма отчетности</w:t>
       </w:r>
     </w:p>
@@ -2532,6 +2531,7 @@
           <w:rFonts w:ascii="Times New Roman" w:hAnsi="Times New Roman"/>
           <w:sz w:val="24"/>
         </w:rPr>
+        <w:lastRenderedPageBreak/>
         <w:t>QR-код задания (на GIT-репозиторий):</w:t>
       </w:r>
     </w:p>

--- a/PereverzaEA_Practice_2nd-course/Отчет_ПереверзаЕА.docx
+++ b/PereverzaEA_Practice_2nd-course/Отчет_ПереверзаЕА.docx
@@ -244,7 +244,7 @@
           </mc:Choice>
           <mc:Fallback>
             <w:pict>
-              <v:shapetype w14:anchorId="7DBB618E" id="_x0000_t32" coordsize="21600,21600" o:spt="32" o:oned="t" path="m,l21600,21600e" filled="f">
+              <v:shapetype w14:anchorId="3E461CB3" id="_x0000_t32" coordsize="21600,21600" o:spt="32" o:oned="t" path="m,l21600,21600e" filled="f">
                 <v:path arrowok="t" fillok="f" o:connecttype="none"/>
                 <o:lock v:ext="edit" shapetype="t"/>
               </v:shapetype>
@@ -1982,6 +1982,30 @@
     </w:p>
     <w:p>
       <w:pPr>
+        <w:pStyle w:val="11"/>
+        <w:tabs>
+          <w:tab w:val="left" w:pos="560"/>
+          <w:tab w:val="left" w:pos="1120"/>
+          <w:tab w:val="left" w:pos="1680"/>
+          <w:tab w:val="left" w:pos="2240"/>
+          <w:tab w:val="left" w:pos="2800"/>
+          <w:tab w:val="left" w:pos="3360"/>
+          <w:tab w:val="left" w:pos="3920"/>
+          <w:tab w:val="left" w:pos="4480"/>
+          <w:tab w:val="left" w:pos="5040"/>
+          <w:tab w:val="left" w:pos="5600"/>
+          <w:tab w:val="left" w:pos="6160"/>
+          <w:tab w:val="left" w:pos="6720"/>
+        </w:tabs>
+        <w:spacing w:after="200" w:line="276" w:lineRule="auto"/>
+        <w:jc w:val="both"/>
+        <w:rPr>
+          <w:color w:val="000000"/>
+        </w:rPr>
+      </w:pPr>
+    </w:p>
+    <w:p>
+      <w:pPr>
         <w:spacing w:after="0" w:line="360" w:lineRule="auto"/>
         <w:jc w:val="both"/>
         <w:rPr>
@@ -2085,6 +2109,16 @@
         </w:rPr>
         <w:t>QR-код задания (на GIT-репозиторий):</w:t>
       </w:r>
+    </w:p>
+    <w:p>
+      <w:pPr>
+        <w:spacing w:after="0" w:line="360" w:lineRule="auto"/>
+        <w:jc w:val="both"/>
+        <w:rPr>
+          <w:rFonts w:ascii="Times New Roman" w:hAnsi="Times New Roman"/>
+          <w:sz w:val="24"/>
+        </w:rPr>
+      </w:pPr>
     </w:p>
     <w:p>
       <w:pPr>
@@ -2217,6 +2251,9 @@
       <w:r>
         <w:t>:</w:t>
       </w:r>
+      <w:r>
+        <w:t xml:space="preserve"> </w:t>
+      </w:r>
     </w:p>
     <w:p>
       <w:pPr>
@@ -2245,13 +2282,16 @@
         <w:spacing w:after="200" w:line="276" w:lineRule="auto"/>
         <w:jc w:val="both"/>
       </w:pPr>
+      <w:r>
+        <w:t xml:space="preserve">Терминал (Terminal) или Командная строка (или Command Shell </w:t>
+      </w:r>
       <w:proofErr w:type="spellStart"/>
       <w:r>
-        <w:t>GitHub</w:t>
+        <w:t>Git</w:t>
       </w:r>
       <w:proofErr w:type="spellEnd"/>
       <w:r>
-        <w:t xml:space="preserve"> Desktop</w:t>
+        <w:t>)</w:t>
       </w:r>
     </w:p>
     <w:p>
@@ -2281,11 +2321,6 @@
         <w:spacing w:after="200" w:line="276" w:lineRule="auto"/>
         <w:jc w:val="both"/>
       </w:pPr>
-      <w:proofErr w:type="spellStart"/>
-      <w:r>
-        <w:t>Sourcetree</w:t>
-      </w:r>
-      <w:proofErr w:type="spellEnd"/>
     </w:p>
     <w:p>
       <w:pPr>
@@ -2314,11 +2349,6 @@
         <w:spacing w:after="200" w:line="276" w:lineRule="auto"/>
         <w:jc w:val="both"/>
       </w:pPr>
-      <w:proofErr w:type="spellStart"/>
-      <w:r>
-        <w:t>GitKraken</w:t>
-      </w:r>
-      <w:proofErr w:type="spellEnd"/>
     </w:p>
     <w:p>
       <w:pPr>
@@ -2347,17 +2377,6 @@
         <w:spacing w:after="200" w:line="276" w:lineRule="auto"/>
         <w:jc w:val="both"/>
       </w:pPr>
-      <w:r>
-        <w:t xml:space="preserve">Терминал (Terminal) или Командная строка (или Command Shell </w:t>
-      </w:r>
-      <w:proofErr w:type="spellStart"/>
-      <w:r>
-        <w:t>Git</w:t>
-      </w:r>
-      <w:proofErr w:type="spellEnd"/>
-      <w:r>
-        <w:t>)</w:t>
-      </w:r>
     </w:p>
     <w:p>
       <w:pPr>
@@ -2386,9 +2405,6 @@
         <w:spacing w:after="200" w:line="276" w:lineRule="auto"/>
         <w:jc w:val="both"/>
       </w:pPr>
-      <w:r>
-        <w:t>Встроенные средства IDE</w:t>
-      </w:r>
     </w:p>
     <w:p>
       <w:pPr>
@@ -2448,25 +2464,6 @@
     </w:p>
     <w:p>
       <w:pPr>
-        <w:spacing w:after="0" w:line="360" w:lineRule="auto"/>
-        <w:jc w:val="both"/>
-        <w:rPr>
-          <w:rFonts w:ascii="Times New Roman" w:hAnsi="Times New Roman"/>
-          <w:b/>
-          <w:sz w:val="24"/>
-        </w:rPr>
-      </w:pPr>
-      <w:r>
-        <w:rPr>
-          <w:rFonts w:ascii="Times New Roman" w:hAnsi="Times New Roman"/>
-          <w:b/>
-          <w:sz w:val="24"/>
-        </w:rPr>
-        <w:t>Форма отчетности</w:t>
-      </w:r>
-    </w:p>
-    <w:p>
-      <w:pPr>
         <w:pStyle w:val="11"/>
         <w:pBdr>
           <w:top w:val="nil"/>
@@ -2492,6 +2489,57 @@
         <w:spacing w:after="200" w:line="276" w:lineRule="auto"/>
         <w:jc w:val="both"/>
       </w:pPr>
+    </w:p>
+    <w:p>
+      <w:pPr>
+        <w:spacing w:after="0" w:line="360" w:lineRule="auto"/>
+        <w:jc w:val="both"/>
+        <w:rPr>
+          <w:rFonts w:ascii="Times New Roman" w:hAnsi="Times New Roman"/>
+          <w:b/>
+          <w:sz w:val="24"/>
+        </w:rPr>
+      </w:pPr>
+      <w:r>
+        <w:rPr>
+          <w:rFonts w:ascii="Times New Roman" w:hAnsi="Times New Roman"/>
+          <w:b/>
+          <w:sz w:val="24"/>
+        </w:rPr>
+        <w:lastRenderedPageBreak/>
+        <w:t>Форма отчетности</w:t>
+      </w:r>
+    </w:p>
+    <w:p>
+      <w:pPr>
+        <w:pStyle w:val="11"/>
+        <w:pBdr>
+          <w:top w:val="nil"/>
+          <w:left w:val="nil"/>
+          <w:bottom w:val="nil"/>
+          <w:right w:val="nil"/>
+          <w:between w:val="nil"/>
+        </w:pBdr>
+        <w:tabs>
+          <w:tab w:val="left" w:pos="560"/>
+          <w:tab w:val="left" w:pos="1120"/>
+          <w:tab w:val="left" w:pos="1680"/>
+          <w:tab w:val="left" w:pos="2240"/>
+          <w:tab w:val="left" w:pos="2800"/>
+          <w:tab w:val="left" w:pos="3360"/>
+          <w:tab w:val="left" w:pos="3920"/>
+          <w:tab w:val="left" w:pos="4480"/>
+          <w:tab w:val="left" w:pos="5040"/>
+          <w:tab w:val="left" w:pos="5600"/>
+          <w:tab w:val="left" w:pos="6160"/>
+          <w:tab w:val="left" w:pos="6720"/>
+        </w:tabs>
+        <w:spacing w:after="200" w:line="276" w:lineRule="auto"/>
+        <w:jc w:val="both"/>
+        <w:rPr>
+          <w:color w:val="000000"/>
+        </w:rPr>
+      </w:pPr>
       <w:r>
         <w:rPr>
           <w:color w:val="000000"/>
@@ -2531,7 +2579,6 @@
           <w:rFonts w:ascii="Times New Roman" w:hAnsi="Times New Roman"/>
           <w:sz w:val="24"/>
         </w:rPr>
-        <w:lastRenderedPageBreak/>
         <w:t>QR-код задания (на GIT-репозиторий):</w:t>
       </w:r>
     </w:p>

--- a/PereverzaEA_Practice_2nd-course/Отчет_ПереверзаЕА.docx
+++ b/PereverzaEA_Practice_2nd-course/Отчет_ПереверзаЕА.docx
@@ -244,7 +244,7 @@
           </mc:Choice>
           <mc:Fallback>
             <w:pict>
-              <v:shapetype w14:anchorId="3E461CB3" id="_x0000_t32" coordsize="21600,21600" o:spt="32" o:oned="t" path="m,l21600,21600e" filled="f">
+              <v:shapetype w14:anchorId="2784EF15" id="_x0000_t32" coordsize="21600,21600" o:spt="32" o:oned="t" path="m,l21600,21600e" filled="f">
                 <v:path arrowok="t" fillok="f" o:connecttype="none"/>
                 <o:lock v:ext="edit" shapetype="t"/>
               </v:shapetype>
@@ -632,23 +632,13 @@
         </w:rPr>
         <w:t xml:space="preserve">ИТиЭО </w:t>
       </w:r>
-      <w:proofErr w:type="spellStart"/>
-      <w:r>
-        <w:rPr>
-          <w:rFonts w:ascii="Times New Roman" w:hAnsi="Times New Roman"/>
-          <w:sz w:val="26"/>
-          <w:szCs w:val="26"/>
-        </w:rPr>
-        <w:t>д.п.н</w:t>
-      </w:r>
-      <w:proofErr w:type="spellEnd"/>
-      <w:r>
-        <w:rPr>
-          <w:rFonts w:ascii="Times New Roman" w:hAnsi="Times New Roman"/>
-          <w:sz w:val="26"/>
-          <w:szCs w:val="26"/>
-        </w:rPr>
-        <w:t>., проф.</w:t>
+      <w:r>
+        <w:rPr>
+          <w:rFonts w:ascii="Times New Roman" w:hAnsi="Times New Roman"/>
+          <w:sz w:val="26"/>
+          <w:szCs w:val="26"/>
+        </w:rPr>
+        <w:t>д.п.н., проф.</w:t>
       </w:r>
     </w:p>
     <w:p>
@@ -1099,27 +1089,7 @@
           <w:sz w:val="24"/>
           <w:szCs w:val="24"/>
         </w:rPr>
-        <w:t xml:space="preserve">функции (создание проекта, кодирование, форматирование кода, отладка, запуск, компиляция, </w:t>
-      </w:r>
-      <w:proofErr w:type="spellStart"/>
-      <w:r>
-        <w:rPr>
-          <w:rFonts w:ascii="Times New Roman" w:hAnsi="Times New Roman"/>
-          <w:color w:val="000000"/>
-          <w:sz w:val="24"/>
-          <w:szCs w:val="24"/>
-        </w:rPr>
-        <w:t>версионирование</w:t>
-      </w:r>
-      <w:proofErr w:type="spellEnd"/>
-      <w:r>
-        <w:rPr>
-          <w:rFonts w:ascii="Times New Roman" w:hAnsi="Times New Roman"/>
-          <w:color w:val="000000"/>
-          <w:sz w:val="24"/>
-          <w:szCs w:val="24"/>
-        </w:rPr>
-        <w:t>, публикация в репозитории и т. д.).</w:t>
+        <w:t>функции (создание проекта, кодирование, форматирование кода, отладка, запуск, компиляция, версионирование, публикация в репозитории и т. д.).</w:t>
       </w:r>
     </w:p>
     <w:p>
@@ -1283,17 +1253,6 @@
           <w:sz w:val="24"/>
         </w:rPr>
       </w:pPr>
-    </w:p>
-    <w:p>
-      <w:pPr>
-        <w:spacing w:after="0" w:line="360" w:lineRule="auto"/>
-        <w:jc w:val="both"/>
-        <w:rPr>
-          <w:rFonts w:ascii="Times New Roman" w:hAnsi="Times New Roman"/>
-          <w:b/>
-          <w:sz w:val="24"/>
-        </w:rPr>
-      </w:pPr>
       <w:r>
         <w:rPr>
           <w:rFonts w:ascii="Times New Roman" w:hAnsi="Times New Roman"/>
@@ -1399,7 +1358,6 @@
         <w:jc w:val="both"/>
       </w:pPr>
       <w:r>
-        <w:lastRenderedPageBreak/>
         <w:t>Задание 1.3</w:t>
       </w:r>
     </w:p>
@@ -1446,19 +1404,9 @@
           <w:szCs w:val="24"/>
           <w:lang w:eastAsia="ru-RU"/>
         </w:rPr>
+        <w:lastRenderedPageBreak/>
         <w:t>Разработать руководство пользователя (или справочное руководство) по использованию одного из предложенных в данной предметной области программных средств. Исследовать основной функционал приведенного выше ПО (например, создание и отслеживание задач, создание документации средствами продукта, управление ролями участников) для управления разработкой проекта.</w:t>
       </w:r>
-    </w:p>
-    <w:p>
-      <w:pPr>
-        <w:spacing w:after="0" w:line="360" w:lineRule="auto"/>
-        <w:jc w:val="both"/>
-        <w:rPr>
-          <w:rFonts w:ascii="Times New Roman" w:hAnsi="Times New Roman"/>
-          <w:b/>
-          <w:sz w:val="24"/>
-        </w:rPr>
-      </w:pPr>
     </w:p>
     <w:p>
       <w:pPr>
@@ -1619,8 +1567,12 @@
     </w:p>
     <w:p>
       <w:pPr>
-        <w:pStyle w:val="2"/>
+        <w:spacing w:after="0"/>
         <w:jc w:val="both"/>
+        <w:rPr>
+          <w:rFonts w:ascii="Times New Roman" w:hAnsi="Times New Roman"/>
+          <w:sz w:val="24"/>
+        </w:rPr>
       </w:pPr>
     </w:p>
     <w:p>
@@ -1884,24 +1836,10 @@
     </w:p>
     <w:p>
       <w:pPr>
-        <w:spacing w:after="0" w:line="240" w:lineRule="auto"/>
-        <w:jc w:val="both"/>
-        <w:rPr>
-          <w:rFonts w:ascii="Times New Roman" w:eastAsiaTheme="minorHAnsi" w:hAnsi="Times New Roman"/>
-          <w:color w:val="000000"/>
-          <w:sz w:val="24"/>
-          <w:szCs w:val="24"/>
-          <w:lang w:eastAsia="ru-RU"/>
-        </w:rPr>
-      </w:pPr>
-    </w:p>
-    <w:p>
-      <w:pPr>
         <w:pStyle w:val="2"/>
         <w:jc w:val="both"/>
       </w:pPr>
       <w:r>
-        <w:lastRenderedPageBreak/>
         <w:t>Задание 2.2</w:t>
       </w:r>
       <w:r>
@@ -1935,74 +1873,8 @@
         <w:rPr>
           <w:color w:val="000000"/>
         </w:rPr>
-        <w:t xml:space="preserve">На основе предоставленных материалов и рекомендаций, представленных в курсе </w:t>
-      </w:r>
-      <w:proofErr w:type="spellStart"/>
-      <w:r>
-        <w:rPr>
-          <w:color w:val="000000"/>
-        </w:rPr>
-        <w:t>Moodle</w:t>
-      </w:r>
-      <w:proofErr w:type="spellEnd"/>
-      <w:r>
-        <w:rPr>
-          <w:color w:val="000000"/>
-        </w:rPr>
-        <w:t xml:space="preserve">, необходимо настроить и развернуть среду программирования на языке </w:t>
-      </w:r>
-      <w:proofErr w:type="spellStart"/>
-      <w:r>
-        <w:rPr>
-          <w:color w:val="000000"/>
-        </w:rPr>
-        <w:t>Julia</w:t>
-      </w:r>
-      <w:proofErr w:type="spellEnd"/>
-      <w:r>
-        <w:rPr>
-          <w:color w:val="000000"/>
-        </w:rPr>
-        <w:t xml:space="preserve"> с использованием интегрированной среды разработки Visual Studio Code. После этого, используя доступные открытые источники и научные статьи, разработайте решение одной из научных задач, аналогичной той, что была продемонстрирована в </w:t>
-      </w:r>
-      <w:proofErr w:type="spellStart"/>
-      <w:r>
-        <w:rPr>
-          <w:color w:val="000000"/>
-        </w:rPr>
-        <w:t>скринкасте</w:t>
-      </w:r>
-      <w:proofErr w:type="spellEnd"/>
-      <w:r>
-        <w:rPr>
-          <w:color w:val="000000"/>
-        </w:rPr>
-        <w:t>.</w:t>
-      </w:r>
-    </w:p>
-    <w:p>
-      <w:pPr>
-        <w:pStyle w:val="11"/>
-        <w:tabs>
-          <w:tab w:val="left" w:pos="560"/>
-          <w:tab w:val="left" w:pos="1120"/>
-          <w:tab w:val="left" w:pos="1680"/>
-          <w:tab w:val="left" w:pos="2240"/>
-          <w:tab w:val="left" w:pos="2800"/>
-          <w:tab w:val="left" w:pos="3360"/>
-          <w:tab w:val="left" w:pos="3920"/>
-          <w:tab w:val="left" w:pos="4480"/>
-          <w:tab w:val="left" w:pos="5040"/>
-          <w:tab w:val="left" w:pos="5600"/>
-          <w:tab w:val="left" w:pos="6160"/>
-          <w:tab w:val="left" w:pos="6720"/>
-        </w:tabs>
-        <w:spacing w:after="200" w:line="276" w:lineRule="auto"/>
-        <w:jc w:val="both"/>
-        <w:rPr>
-          <w:color w:val="000000"/>
-        </w:rPr>
-      </w:pPr>
+        <w:t>На основе предоставленных материалов и рекомендаций, представленных в курсе Moodle, необходимо настроить и развернуть среду программирования на языке Julia с использованием интегрированной среды разработки Visual Studio Code. После этого, используя доступные открытые источники и научные статьи, разработайте решение одной из научных задач, аналогичной той, что была продемонстрирована в скринкасте.</w:t>
+      </w:r>
     </w:p>
     <w:p>
       <w:pPr>
@@ -2030,16 +1902,15 @@
         <w:spacing w:before="0" w:beforeAutospacing="0" w:after="0" w:afterAutospacing="0"/>
       </w:pPr>
       <w:r>
+        <w:lastRenderedPageBreak/>
         <w:t xml:space="preserve">Текстовый отчет в виде </w:t>
       </w:r>
-      <w:proofErr w:type="spellStart"/>
       <w:r>
         <w:rPr>
           <w:lang w:val="en-US"/>
         </w:rPr>
         <w:t>ipynb</w:t>
       </w:r>
-      <w:proofErr w:type="spellEnd"/>
       <w:r>
         <w:t>-</w:t>
       </w:r>
@@ -2049,14 +1920,12 @@
       <w:r>
         <w:t>(</w:t>
       </w:r>
-      <w:proofErr w:type="spellStart"/>
       <w:r>
         <w:rPr>
           <w:lang w:val="en-US"/>
         </w:rPr>
         <w:t>Jupyter</w:t>
       </w:r>
-      <w:proofErr w:type="spellEnd"/>
       <w:r>
         <w:t xml:space="preserve"> </w:t>
       </w:r>
@@ -2092,16 +1961,6 @@
           <w:sz w:val="24"/>
         </w:rPr>
       </w:pPr>
-    </w:p>
-    <w:p>
-      <w:pPr>
-        <w:spacing w:after="0" w:line="360" w:lineRule="auto"/>
-        <w:jc w:val="both"/>
-        <w:rPr>
-          <w:rFonts w:ascii="Times New Roman" w:hAnsi="Times New Roman"/>
-          <w:sz w:val="24"/>
-        </w:rPr>
-      </w:pPr>
       <w:r>
         <w:rPr>
           <w:rFonts w:ascii="Times New Roman" w:hAnsi="Times New Roman"/>
@@ -2109,16 +1968,6 @@
         </w:rPr>
         <w:t>QR-код задания (на GIT-репозиторий):</w:t>
       </w:r>
-    </w:p>
-    <w:p>
-      <w:pPr>
-        <w:spacing w:after="0" w:line="360" w:lineRule="auto"/>
-        <w:jc w:val="both"/>
-        <w:rPr>
-          <w:rFonts w:ascii="Times New Roman" w:hAnsi="Times New Roman"/>
-          <w:sz w:val="24"/>
-        </w:rPr>
-      </w:pPr>
     </w:p>
     <w:p>
       <w:pPr>
@@ -2283,212 +2132,8 @@
         <w:jc w:val="both"/>
       </w:pPr>
       <w:r>
-        <w:t xml:space="preserve">Терминал (Terminal) или Командная строка (или Command Shell </w:t>
-      </w:r>
-      <w:proofErr w:type="spellStart"/>
-      <w:r>
-        <w:t>Git</w:t>
-      </w:r>
-      <w:proofErr w:type="spellEnd"/>
-      <w:r>
-        <w:t>)</w:t>
-      </w:r>
-    </w:p>
-    <w:p>
-      <w:pPr>
-        <w:pStyle w:val="11"/>
-        <w:pBdr>
-          <w:top w:val="nil"/>
-          <w:left w:val="nil"/>
-          <w:bottom w:val="nil"/>
-          <w:right w:val="nil"/>
-          <w:between w:val="nil"/>
-        </w:pBdr>
-        <w:tabs>
-          <w:tab w:val="left" w:pos="560"/>
-          <w:tab w:val="left" w:pos="1120"/>
-          <w:tab w:val="left" w:pos="1680"/>
-          <w:tab w:val="left" w:pos="2240"/>
-          <w:tab w:val="left" w:pos="2800"/>
-          <w:tab w:val="left" w:pos="3360"/>
-          <w:tab w:val="left" w:pos="3920"/>
-          <w:tab w:val="left" w:pos="4480"/>
-          <w:tab w:val="left" w:pos="5040"/>
-          <w:tab w:val="left" w:pos="5600"/>
-          <w:tab w:val="left" w:pos="6160"/>
-          <w:tab w:val="left" w:pos="6720"/>
-        </w:tabs>
-        <w:spacing w:after="200" w:line="276" w:lineRule="auto"/>
-        <w:jc w:val="both"/>
-      </w:pPr>
-    </w:p>
-    <w:p>
-      <w:pPr>
-        <w:pStyle w:val="11"/>
-        <w:pBdr>
-          <w:top w:val="nil"/>
-          <w:left w:val="nil"/>
-          <w:bottom w:val="nil"/>
-          <w:right w:val="nil"/>
-          <w:between w:val="nil"/>
-        </w:pBdr>
-        <w:tabs>
-          <w:tab w:val="left" w:pos="560"/>
-          <w:tab w:val="left" w:pos="1120"/>
-          <w:tab w:val="left" w:pos="1680"/>
-          <w:tab w:val="left" w:pos="2240"/>
-          <w:tab w:val="left" w:pos="2800"/>
-          <w:tab w:val="left" w:pos="3360"/>
-          <w:tab w:val="left" w:pos="3920"/>
-          <w:tab w:val="left" w:pos="4480"/>
-          <w:tab w:val="left" w:pos="5040"/>
-          <w:tab w:val="left" w:pos="5600"/>
-          <w:tab w:val="left" w:pos="6160"/>
-          <w:tab w:val="left" w:pos="6720"/>
-        </w:tabs>
-        <w:spacing w:after="200" w:line="276" w:lineRule="auto"/>
-        <w:jc w:val="both"/>
-      </w:pPr>
-    </w:p>
-    <w:p>
-      <w:pPr>
-        <w:pStyle w:val="11"/>
-        <w:pBdr>
-          <w:top w:val="nil"/>
-          <w:left w:val="nil"/>
-          <w:bottom w:val="nil"/>
-          <w:right w:val="nil"/>
-          <w:between w:val="nil"/>
-        </w:pBdr>
-        <w:tabs>
-          <w:tab w:val="left" w:pos="560"/>
-          <w:tab w:val="left" w:pos="1120"/>
-          <w:tab w:val="left" w:pos="1680"/>
-          <w:tab w:val="left" w:pos="2240"/>
-          <w:tab w:val="left" w:pos="2800"/>
-          <w:tab w:val="left" w:pos="3360"/>
-          <w:tab w:val="left" w:pos="3920"/>
-          <w:tab w:val="left" w:pos="4480"/>
-          <w:tab w:val="left" w:pos="5040"/>
-          <w:tab w:val="left" w:pos="5600"/>
-          <w:tab w:val="left" w:pos="6160"/>
-          <w:tab w:val="left" w:pos="6720"/>
-        </w:tabs>
-        <w:spacing w:after="200" w:line="276" w:lineRule="auto"/>
-        <w:jc w:val="both"/>
-      </w:pPr>
-    </w:p>
-    <w:p>
-      <w:pPr>
-        <w:pStyle w:val="11"/>
-        <w:pBdr>
-          <w:top w:val="nil"/>
-          <w:left w:val="nil"/>
-          <w:bottom w:val="nil"/>
-          <w:right w:val="nil"/>
-          <w:between w:val="nil"/>
-        </w:pBdr>
-        <w:tabs>
-          <w:tab w:val="left" w:pos="560"/>
-          <w:tab w:val="left" w:pos="1120"/>
-          <w:tab w:val="left" w:pos="1680"/>
-          <w:tab w:val="left" w:pos="2240"/>
-          <w:tab w:val="left" w:pos="2800"/>
-          <w:tab w:val="left" w:pos="3360"/>
-          <w:tab w:val="left" w:pos="3920"/>
-          <w:tab w:val="left" w:pos="4480"/>
-          <w:tab w:val="left" w:pos="5040"/>
-          <w:tab w:val="left" w:pos="5600"/>
-          <w:tab w:val="left" w:pos="6160"/>
-          <w:tab w:val="left" w:pos="6720"/>
-        </w:tabs>
-        <w:spacing w:after="200" w:line="276" w:lineRule="auto"/>
-        <w:jc w:val="both"/>
-      </w:pPr>
-    </w:p>
-    <w:p>
-      <w:pPr>
-        <w:pStyle w:val="11"/>
-        <w:pBdr>
-          <w:top w:val="nil"/>
-          <w:left w:val="nil"/>
-          <w:bottom w:val="nil"/>
-          <w:right w:val="nil"/>
-          <w:between w:val="nil"/>
-        </w:pBdr>
-        <w:tabs>
-          <w:tab w:val="left" w:pos="560"/>
-          <w:tab w:val="left" w:pos="1120"/>
-          <w:tab w:val="left" w:pos="1680"/>
-          <w:tab w:val="left" w:pos="2240"/>
-          <w:tab w:val="left" w:pos="2800"/>
-          <w:tab w:val="left" w:pos="3360"/>
-          <w:tab w:val="left" w:pos="3920"/>
-          <w:tab w:val="left" w:pos="4480"/>
-          <w:tab w:val="left" w:pos="5040"/>
-          <w:tab w:val="left" w:pos="5600"/>
-          <w:tab w:val="left" w:pos="6160"/>
-          <w:tab w:val="left" w:pos="6720"/>
-        </w:tabs>
-        <w:spacing w:after="200" w:line="276" w:lineRule="auto"/>
-        <w:jc w:val="both"/>
-      </w:pPr>
-    </w:p>
-    <w:p>
-      <w:pPr>
-        <w:pStyle w:val="11"/>
-        <w:pBdr>
-          <w:top w:val="nil"/>
-          <w:left w:val="nil"/>
-          <w:bottom w:val="nil"/>
-          <w:right w:val="nil"/>
-          <w:between w:val="nil"/>
-        </w:pBdr>
-        <w:tabs>
-          <w:tab w:val="left" w:pos="560"/>
-          <w:tab w:val="left" w:pos="1120"/>
-          <w:tab w:val="left" w:pos="1680"/>
-          <w:tab w:val="left" w:pos="2240"/>
-          <w:tab w:val="left" w:pos="2800"/>
-          <w:tab w:val="left" w:pos="3360"/>
-          <w:tab w:val="left" w:pos="3920"/>
-          <w:tab w:val="left" w:pos="4480"/>
-          <w:tab w:val="left" w:pos="5040"/>
-          <w:tab w:val="left" w:pos="5600"/>
-          <w:tab w:val="left" w:pos="6160"/>
-          <w:tab w:val="left" w:pos="6720"/>
-        </w:tabs>
-        <w:spacing w:after="200" w:line="276" w:lineRule="auto"/>
-        <w:jc w:val="both"/>
-      </w:pPr>
-    </w:p>
-    <w:p>
-      <w:pPr>
-        <w:pStyle w:val="11"/>
-        <w:pBdr>
-          <w:top w:val="nil"/>
-          <w:left w:val="nil"/>
-          <w:bottom w:val="nil"/>
-          <w:right w:val="nil"/>
-          <w:between w:val="nil"/>
-        </w:pBdr>
-        <w:tabs>
-          <w:tab w:val="left" w:pos="560"/>
-          <w:tab w:val="left" w:pos="1120"/>
-          <w:tab w:val="left" w:pos="1680"/>
-          <w:tab w:val="left" w:pos="2240"/>
-          <w:tab w:val="left" w:pos="2800"/>
-          <w:tab w:val="left" w:pos="3360"/>
-          <w:tab w:val="left" w:pos="3920"/>
-          <w:tab w:val="left" w:pos="4480"/>
-          <w:tab w:val="left" w:pos="5040"/>
-          <w:tab w:val="left" w:pos="5600"/>
-          <w:tab w:val="left" w:pos="6160"/>
-          <w:tab w:val="left" w:pos="6720"/>
-        </w:tabs>
-        <w:spacing w:after="200" w:line="276" w:lineRule="auto"/>
-        <w:jc w:val="both"/>
-      </w:pPr>
+        <w:t>Терминал (Terminal) или Командная строка (или Command Shell Git)</w:t>
+      </w:r>
     </w:p>
     <w:p>
       <w:pPr>
@@ -2506,7 +2151,6 @@
           <w:b/>
           <w:sz w:val="24"/>
         </w:rPr>
-        <w:lastRenderedPageBreak/>
         <w:t>Форма отчетности</w:t>
       </w:r>
     </w:p>
